--- a/materials/comp/comp2123/sources/cheatsheet.docx
+++ b/materials/comp/comp2123/sources/cheatsheet.docx
@@ -12,6 +12,7 @@
       </w:pPr>
       <w:r>
         <w:rPr>
+          <w:noProof/>
           <w:sz w:val="16"/>
           <w:szCs w:val="16"/>
         </w:rPr>
@@ -727,6 +728,77 @@
     <w:p>
       <w:r>
         <w:rPr>
+          <w:color w:val="EE0000"/>
+          <w:sz w:val="11"/>
+          <w:szCs w:val="11"/>
+        </w:rPr>
+        <w:drawing>
+          <wp:anchor distT="0" distB="0" distL="114300" distR="114300" simplePos="0" relativeHeight="251667456" behindDoc="0" locked="0" layoutInCell="1" allowOverlap="1" wp14:anchorId="5FF26B59" wp14:editId="21C982CB">
+            <wp:simplePos x="0" y="0"/>
+            <wp:positionH relativeFrom="column">
+              <wp:posOffset>3382934</wp:posOffset>
+            </wp:positionH>
+            <wp:positionV relativeFrom="paragraph">
+              <wp:posOffset>1508125</wp:posOffset>
+            </wp:positionV>
+            <wp:extent cx="640346" cy="80529"/>
+            <wp:effectExtent l="0" t="0" r="0" b="0"/>
+            <wp:wrapNone/>
+            <wp:docPr id="157076705" name="Picture 1"/>
+            <wp:cNvGraphicFramePr>
+              <a:graphicFrameLocks xmlns:a="http://schemas.openxmlformats.org/drawingml/2006/main" noChangeAspect="1"/>
+            </wp:cNvGraphicFramePr>
+            <a:graphic xmlns:a="http://schemas.openxmlformats.org/drawingml/2006/main">
+              <a:graphicData uri="http://schemas.openxmlformats.org/drawingml/2006/picture">
+                <pic:pic xmlns:pic="http://schemas.openxmlformats.org/drawingml/2006/picture">
+                  <pic:nvPicPr>
+                    <pic:cNvPr id="157076705" name=""/>
+                    <pic:cNvPicPr/>
+                  </pic:nvPicPr>
+                  <pic:blipFill rotWithShape="1">
+                    <a:blip r:embed="rId17" cstate="print">
+                      <a:extLst>
+                        <a:ext uri="{28A0092B-C50C-407E-A947-70E740481C1C}">
+                          <a14:useLocalDpi xmlns:a14="http://schemas.microsoft.com/office/drawing/2010/main" val="0"/>
+                        </a:ext>
+                      </a:extLst>
+                    </a:blip>
+                    <a:srcRect t="25242" b="24412"/>
+                    <a:stretch>
+                      <a:fillRect/>
+                    </a:stretch>
+                  </pic:blipFill>
+                  <pic:spPr bwMode="auto">
+                    <a:xfrm>
+                      <a:off x="0" y="0"/>
+                      <a:ext cx="640346" cy="80529"/>
+                    </a:xfrm>
+                    <a:prstGeom prst="rect">
+                      <a:avLst/>
+                    </a:prstGeom>
+                    <a:ln>
+                      <a:noFill/>
+                    </a:ln>
+                    <a:extLst>
+                      <a:ext uri="{53640926-AAD7-44D8-BBD7-CCE9431645EC}">
+                        <a14:shadowObscured xmlns:a14="http://schemas.microsoft.com/office/drawing/2010/main"/>
+                      </a:ext>
+                    </a:extLst>
+                  </pic:spPr>
+                </pic:pic>
+              </a:graphicData>
+            </a:graphic>
+            <wp14:sizeRelH relativeFrom="page">
+              <wp14:pctWidth>0</wp14:pctWidth>
+            </wp14:sizeRelH>
+            <wp14:sizeRelV relativeFrom="page">
+              <wp14:pctHeight>0</wp14:pctHeight>
+            </wp14:sizeRelV>
+          </wp:anchor>
+        </w:drawing>
+      </w:r>
+      <w:r>
+        <w:rPr>
           <w:noProof/>
         </w:rPr>
         <w:drawing>
@@ -753,7 +825,7 @@
                     <pic:cNvPicPr/>
                   </pic:nvPicPr>
                   <pic:blipFill>
-                    <a:blip r:embed="rId17" cstate="print">
+                    <a:blip r:embed="rId18" cstate="print">
                       <a:extLst>
                         <a:ext uri="{28A0092B-C50C-407E-A947-70E740481C1C}">
                           <a14:useLocalDpi xmlns:a14="http://schemas.microsoft.com/office/drawing/2010/main" val="0"/>
@@ -805,7 +877,7 @@
                     <pic:cNvPicPr/>
                   </pic:nvPicPr>
                   <pic:blipFill>
-                    <a:blip r:embed="rId18"/>
+                    <a:blip r:embed="rId19"/>
                     <a:stretch>
                       <a:fillRect/>
                     </a:stretch>
@@ -853,7 +925,7 @@
                     <pic:cNvPicPr/>
                   </pic:nvPicPr>
                   <pic:blipFill>
-                    <a:blip r:embed="rId19"/>
+                    <a:blip r:embed="rId20"/>
                     <a:stretch>
                       <a:fillRect/>
                     </a:stretch>
@@ -899,7 +971,7 @@
                     <pic:cNvPicPr/>
                   </pic:nvPicPr>
                   <pic:blipFill>
-                    <a:blip r:embed="rId20"/>
+                    <a:blip r:embed="rId21"/>
                     <a:stretch>
                       <a:fillRect/>
                     </a:stretch>
@@ -939,7 +1011,7 @@
                     <pic:cNvPicPr/>
                   </pic:nvPicPr>
                   <pic:blipFill>
-                    <a:blip r:embed="rId21"/>
+                    <a:blip r:embed="rId22"/>
                     <a:stretch>
                       <a:fillRect/>
                     </a:stretch>
@@ -985,7 +1057,7 @@
                     <pic:cNvPicPr/>
                   </pic:nvPicPr>
                   <pic:blipFill>
-                    <a:blip r:embed="rId22"/>
+                    <a:blip r:embed="rId23"/>
                     <a:stretch>
                       <a:fillRect/>
                     </a:stretch>
@@ -1010,7 +1082,7 @@
           <w:noProof/>
         </w:rPr>
         <w:drawing>
-          <wp:inline distT="0" distB="0" distL="0" distR="0" wp14:anchorId="7DDB800C" wp14:editId="03E49D75">
+          <wp:inline distT="0" distB="0" distL="0" distR="0" wp14:anchorId="7DDB800C" wp14:editId="3709EF89">
             <wp:extent cx="2372995" cy="1316990"/>
             <wp:effectExtent l="0" t="0" r="8255" b="0"/>
             <wp:docPr id="73764766" name="Picture 1" descr="A diagram of a graph&#10;&#10;Description automatically generated"/>
@@ -1025,7 +1097,7 @@
                     <pic:cNvPicPr/>
                   </pic:nvPicPr>
                   <pic:blipFill>
-                    <a:blip r:embed="rId23"/>
+                    <a:blip r:embed="rId24"/>
                     <a:stretch>
                       <a:fillRect/>
                     </a:stretch>
@@ -1050,7 +1122,7 @@
           <w:noProof/>
         </w:rPr>
         <w:drawing>
-          <wp:inline distT="0" distB="0" distL="0" distR="0" wp14:anchorId="7C9C6389" wp14:editId="46B07895">
+          <wp:inline distT="0" distB="0" distL="0" distR="0" wp14:anchorId="7C9C6389" wp14:editId="2C33C0C0">
             <wp:extent cx="2556806" cy="1766570"/>
             <wp:effectExtent l="0" t="0" r="0" b="5080"/>
             <wp:docPr id="1477636435" name="Picture 1" descr="A white text on a white background&#10;&#10;Description automatically generated"/>
@@ -1065,7 +1137,7 @@
                     <pic:cNvPicPr/>
                   </pic:nvPicPr>
                   <pic:blipFill>
-                    <a:blip r:embed="rId24"/>
+                    <a:blip r:embed="rId25"/>
                     <a:stretch>
                       <a:fillRect/>
                     </a:stretch>
@@ -1121,7 +1193,7 @@
                     <pic:cNvPicPr/>
                   </pic:nvPicPr>
                   <pic:blipFill>
-                    <a:blip r:embed="rId25"/>
+                    <a:blip r:embed="rId26"/>
                     <a:stretch>
                       <a:fillRect/>
                     </a:stretch>
@@ -1167,7 +1239,7 @@
                     <pic:cNvPicPr/>
                   </pic:nvPicPr>
                   <pic:blipFill>
-                    <a:blip r:embed="rId26"/>
+                    <a:blip r:embed="rId27"/>
                     <a:stretch>
                       <a:fillRect/>
                     </a:stretch>
@@ -1213,7 +1285,7 @@
                     <pic:cNvPicPr/>
                   </pic:nvPicPr>
                   <pic:blipFill>
-                    <a:blip r:embed="rId27"/>
+                    <a:blip r:embed="rId28"/>
                     <a:stretch>
                       <a:fillRect/>
                     </a:stretch>
@@ -1243,6 +1315,7 @@
       </w:pPr>
       <w:r>
         <w:rPr>
+          <w:noProof/>
           <w:sz w:val="16"/>
           <w:szCs w:val="16"/>
         </w:rPr>
@@ -1355,7 +1428,7 @@
                     <pic:cNvPicPr/>
                   </pic:nvPicPr>
                   <pic:blipFill>
-                    <a:blip r:embed="rId28"/>
+                    <a:blip r:embed="rId29"/>
                     <a:stretch>
                       <a:fillRect/>
                     </a:stretch>
@@ -1395,7 +1468,7 @@
                     <pic:cNvPicPr/>
                   </pic:nvPicPr>
                   <pic:blipFill>
-                    <a:blip r:embed="rId29"/>
+                    <a:blip r:embed="rId30"/>
                     <a:stretch>
                       <a:fillRect/>
                     </a:stretch>
@@ -1441,7 +1514,7 @@
                     <pic:cNvPicPr/>
                   </pic:nvPicPr>
                   <pic:blipFill>
-                    <a:blip r:embed="rId30"/>
+                    <a:blip r:embed="rId31"/>
                     <a:stretch>
                       <a:fillRect/>
                     </a:stretch>
@@ -1487,7 +1560,7 @@
                     <pic:cNvPicPr/>
                   </pic:nvPicPr>
                   <pic:blipFill>
-                    <a:blip r:embed="rId31"/>
+                    <a:blip r:embed="rId32"/>
                     <a:stretch>
                       <a:fillRect/>
                     </a:stretch>
@@ -1557,7 +1630,7 @@
                     <pic:cNvPicPr/>
                   </pic:nvPicPr>
                   <pic:blipFill>
-                    <a:blip r:embed="rId32"/>
+                    <a:blip r:embed="rId33"/>
                     <a:stretch>
                       <a:fillRect/>
                     </a:stretch>
@@ -1597,7 +1670,7 @@
                     <pic:cNvPicPr/>
                   </pic:nvPicPr>
                   <pic:blipFill>
-                    <a:blip r:embed="rId33"/>
+                    <a:blip r:embed="rId34"/>
                     <a:stretch>
                       <a:fillRect/>
                     </a:stretch>
@@ -1643,7 +1716,7 @@
                     <pic:cNvPicPr/>
                   </pic:nvPicPr>
                   <pic:blipFill>
-                    <a:blip r:embed="rId34"/>
+                    <a:blip r:embed="rId35"/>
                     <a:stretch>
                       <a:fillRect/>
                     </a:stretch>
@@ -1689,7 +1762,7 @@
                     <pic:cNvPicPr/>
                   </pic:nvPicPr>
                   <pic:blipFill>
-                    <a:blip r:embed="rId35"/>
+                    <a:blip r:embed="rId36"/>
                     <a:stretch>
                       <a:fillRect/>
                     </a:stretch>
@@ -1745,7 +1818,7 @@
                     <pic:cNvPicPr/>
                   </pic:nvPicPr>
                   <pic:blipFill>
-                    <a:blip r:embed="rId36"/>
+                    <a:blip r:embed="rId37"/>
                     <a:stretch>
                       <a:fillRect/>
                     </a:stretch>
@@ -1785,7 +1858,7 @@
                     <pic:cNvPicPr/>
                   </pic:nvPicPr>
                   <pic:blipFill>
-                    <a:blip r:embed="rId37"/>
+                    <a:blip r:embed="rId38"/>
                     <a:stretch>
                       <a:fillRect/>
                     </a:stretch>
@@ -1835,7 +1908,7 @@
                     <pic:cNvPicPr/>
                   </pic:nvPicPr>
                   <pic:blipFill>
-                    <a:blip r:embed="rId38"/>
+                    <a:blip r:embed="rId39"/>
                     <a:stretch>
                       <a:fillRect/>
                     </a:stretch>
@@ -1881,7 +1954,7 @@
                     <pic:cNvPicPr/>
                   </pic:nvPicPr>
                   <pic:blipFill>
-                    <a:blip r:embed="rId39"/>
+                    <a:blip r:embed="rId40"/>
                     <a:stretch>
                       <a:fillRect/>
                     </a:stretch>
@@ -1927,7 +2000,7 @@
                     <pic:cNvPicPr/>
                   </pic:nvPicPr>
                   <pic:blipFill>
-                    <a:blip r:embed="rId40"/>
+                    <a:blip r:embed="rId41"/>
                     <a:stretch>
                       <a:fillRect/>
                     </a:stretch>
@@ -1983,7 +2056,7 @@
                     <pic:cNvPicPr/>
                   </pic:nvPicPr>
                   <pic:blipFill>
-                    <a:blip r:embed="rId41"/>
+                    <a:blip r:embed="rId42"/>
                     <a:stretch>
                       <a:fillRect/>
                     </a:stretch>
@@ -2023,7 +2096,7 @@
                     <pic:cNvPicPr/>
                   </pic:nvPicPr>
                   <pic:blipFill>
-                    <a:blip r:embed="rId42"/>
+                    <a:blip r:embed="rId43"/>
                     <a:stretch>
                       <a:fillRect/>
                     </a:stretch>
